--- a/docx_resources/Вечірня-Утреня/В,У - Мінея/08-Серпень/08-__-Еміліяна.docx
+++ b/docx_resources/Вечірня-Утреня/В,У - Мінея/08-Серпень/08-__-Еміліяна.docx
@@ -1691,17 +1691,7 @@
           <w:szCs w:val="24"/>
           <w:lang w:val="uk-UA"/>
         </w:rPr>
-        <w:t xml:space="preserve"> Боже великий і вишній, в тебе одного є безсмертність і в світлі живеш недоступнім. Ти все створіння мудро створив, відокремив світло від темряви і сонце поклав, щоб правити днем, а місяць і зорі, щоб володіли ніччю, нас же грішних вчинив достойними і в теперішню годину стати перед твоїм обличчям, щоб тебе визнавати і принести тобі вечірнє славослов'я. Направ, Людинолюбче, молитву нашу, немов кадило, перед тобою і прийми її, як благовонний запах. Дай нам мирний цей вечір і близьку вже ніч; зодягни нас у броню світла; визволь нас від нічного страху і всякої речі, що в темряві з'являється, і дай сон, що його ти дарував на відпочинок нашій немічності, вільний від усякого маріння диявольського. Владико, давче добра, хай і на нашій постелі, бувши тобі милими, згадуємо вночі твоє ім'я і, просвічувані навчанням твоїх заповідей, встанемо в душевній радості до звеличування твоєї доброти, приносячи твоєму милосердю молитви і моління, за наші і всіх твоїх людей провини. Відвідай їх задля молитов святої Богородиці. Бо ти є </w:t>
-      </w:r>
-      <w:r>
-        <w:rPr>
-          <w:rFonts w:ascii="Times New Roman" w:hAnsi="Times New Roman"/>
-          <w:sz w:val="24"/>
-          <w:szCs w:val="24"/>
-          <w:lang w:val="uk-UA"/>
-        </w:rPr>
-        <w:lastRenderedPageBreak/>
-        <w:t>добрий і людинолюбний Бог, і тобі віддаємо славу: Отцю, і Сину, і Святому Духові, нині і повсякчас, і на віки віків. Амінь.</w:t>
+        <w:t> Боже великий і вишній, в тебе одного є безсмертність і в світлі живеш недоступнім. Ти все створіння мудро створив, відокремив світло від темряви і сонце поклав, щоб правити днем, а місяць і зорі, щоб володіли ніччю, нас же грішних вчинив достойними і в теперішню годину стати перед твоїм обличчям, щоб тебе визнавати і принести тобі вечірнє славослов'я. Направ, Людинолюбче, молитву нашу, немов кадило, перед тобою і прийми її, як благовонний запах. Дай нам мирний цей вечір і близьку вже ніч; зодягни нас у броню світла; визволь нас від нічного страху і всякої речі, що в темряві з'являється, і дай сон, що його ти дарував на відпочинок нашій немічності, вільний від усякого маріння диявольського. Владико, давче добра, хай і на нашій постелі, бувши тобі милими, згадуємо вночі твоє ім'я і, просвічувані навчанням твоїх заповідей, встанемо в душевній радості до звеличування твоєї доброти, приносячи твоєму милосердю молитви і моління, за наші і всіх твоїх людей провини. Відвідай їх задля молитов святої Богородиці. Бо ти є добрий і людинолюбний Бог, і тобі віддаємо славу: Отцю, і Сину, і Святому Духові, нині і повсякчас, і на віки віків. Амінь.</w:t>
       </w:r>
     </w:p>
     <w:p>
@@ -2545,18 +2535,7 @@
           <w:u w:val="single"/>
           <w:lang w:val="uk-UA"/>
         </w:rPr>
-        <w:t xml:space="preserve">[Господи щедрий і милосердний, довготерпеливий і многомилостивий! Вислухай молитви наші і зверни увагу на голос моління нашого і яви нам знак милости твоєї, наведи нас на дорогу твою, щоб ходили ми в твоїй правді. Звесели серця наші, щоб ми боялись імення твого святого, бо ти великий і твориш чуда; ти Бог єдиний і немає подібного тобі між </w:t>
-      </w:r>
-      <w:r>
-        <w:rPr>
-          <w:rFonts w:ascii="Times New Roman" w:hAnsi="Times New Roman"/>
-          <w:sz w:val="24"/>
-          <w:szCs w:val="24"/>
-          <w:u w:val="single"/>
-          <w:lang w:val="uk-UA"/>
-        </w:rPr>
-        <w:lastRenderedPageBreak/>
-        <w:t>богами, Господи. Ти сильний у милості і добрий у силі, аби допомагати й утішати, і спасати всіх, хто на ім'я твоє святе уповає.]</w:t>
+        <w:t>[Господи щедрий і милосердний, довготерпеливий і многомилостивий! Вислухай молитви наші і зверни увагу на голос моління нашого і яви нам знак милости твоєї, наведи нас на дорогу твою, щоб ходили ми в твоїй правді. Звесели серця наші, щоб ми боялись імення твого святого, бо ти великий і твориш чуда; ти Бог єдиний і немає подібного тобі між богами, Господи. Ти сильний у милості і добрий у силі, аби допомагати й утішати, і спасати всіх, хто на ім'я твоє святе уповає.]</w:t>
       </w:r>
     </w:p>
     <w:p>
@@ -3996,7 +3975,6 @@
           <w:szCs w:val="24"/>
           <w:lang w:val="uk-UA"/>
         </w:rPr>
-        <w:lastRenderedPageBreak/>
         <w:t>Нехай будуть твої вуха уважні,* до голосу благання мого.</w:t>
       </w:r>
     </w:p>
